--- a/storage/TestWordFile.docx
+++ b/storage/TestWordFile.docx
@@ -2,6 +2,7 @@
 <file path=word/document.xml><?xml version="1.0" encoding="utf-8"?>
 <w:document xmlns:ve="http://schemas.openxmlformats.org/markup-compatibility/2006" xmlns:o="urn:schemas-microsoft-com:office:office" xmlns:r="http://schemas.openxmlformats.org/officeDocument/2006/relationships" xmlns:m="http://schemas.openxmlformats.org/officeDocument/2006/math" xmlns:v="urn:schemas-microsoft-com:vml" xmlns:wp="http://schemas.openxmlformats.org/drawingml/2006/wordprocessingDrawing" xmlns:w10="urn:schemas-microsoft-com:office:word" xmlns:w="http://schemas.openxmlformats.org/wordprocessingml/2006/main" xmlns:wne="http://schemas.microsoft.com/office/word/2006/wordml">
   <w:body>
+    <w:p/>
     <w:p>
       <w:pPr/>
       <w:r>
@@ -11,12 +12,11 @@
           <w:b w:val="1"/>
           <w:bCs w:val="1"/>
         </w:rPr>
-        <w:t xml:space="preserve">Carrera:  Shuttle Car Operator</w:t>
+        <w:t xml:space="preserve">Fancy table</w:t>
       </w:r>
     </w:p>
     <w:tbl>
       <w:tblGrid>
-        <w:gridCol w:w="2000" w:type="dxa"/>
         <w:gridCol w:w="2000" w:type="dxa"/>
         <w:gridCol w:w="2000" w:type="dxa"/>
         <w:gridCol w:w="2000" w:type="dxa"/>
@@ -30,7 +30,7 @@
       </w:tblPr>
       <w:tr>
         <w:trPr>
-          <w:trHeight w:val="450" w:hRule="atLeast"/>
+          <w:trHeight w:val="900" w:hRule="atLeast"/>
         </w:trPr>
         <w:tc>
           <w:tcPr>
@@ -44,7 +44,7 @@
                 <w:b w:val="1"/>
                 <w:bCs w:val="1"/>
               </w:rPr>
-              <w:t xml:space="preserve">Nivel</w:t>
+              <w:t xml:space="preserve">Nombre Completo</w:t>
             </w:r>
           </w:p>
         </w:tc>
@@ -60,7 +60,7 @@
                 <w:b w:val="1"/>
                 <w:bCs w:val="1"/>
               </w:rPr>
-              <w:t xml:space="preserve">NRC</w:t>
+              <w:t xml:space="preserve">Cedula</w:t>
             </w:r>
           </w:p>
         </w:tc>
@@ -76,7 +76,7 @@
                 <w:b w:val="1"/>
                 <w:bCs w:val="1"/>
               </w:rPr>
-              <w:t xml:space="preserve">Codigo</w:t>
+              <w:t xml:space="preserve">Vigencia de nombramiento</w:t>
             </w:r>
           </w:p>
         </w:tc>
@@ -92,7 +92,7 @@
                 <w:b w:val="1"/>
                 <w:bCs w:val="1"/>
               </w:rPr>
-              <w:t xml:space="preserve">Curso</w:t>
+              <w:t xml:space="preserve">Jornada de contratacion</w:t>
             </w:r>
           </w:p>
         </w:tc>
@@ -108,7 +108,7 @@
                 <w:b w:val="1"/>
                 <w:bCs w:val="1"/>
               </w:rPr>
-              <w:t xml:space="preserve">Grupo</w:t>
+              <w:t xml:space="preserve">Informacion curso/proyecto</w:t>
             </w:r>
           </w:p>
         </w:tc>
@@ -124,7 +124,7 @@
                 <w:b w:val="1"/>
                 <w:bCs w:val="1"/>
               </w:rPr>
-              <w:t xml:space="preserve">Horario</w:t>
+              <w:t xml:space="preserve">Plaza y codigo presupuestario</w:t>
             </w:r>
           </w:p>
         </w:tc>
@@ -140,64 +140,55 @@
                 <w:b w:val="1"/>
                 <w:bCs w:val="1"/>
               </w:rPr>
-              <w:t xml:space="preserve">Aula</w:t>
-            </w:r>
-          </w:p>
-        </w:tc>
-        <w:tc>
-          <w:tcPr>
-            <w:tcW w:w="2000" w:type="dxa"/>
-            <w:vAlign w:val="center"/>
-          </w:tcPr>
-          <w:p>
-            <w:pPr/>
-            <w:r>
-              <w:rPr>
-                <w:b w:val="1"/>
-                <w:bCs w:val="1"/>
-              </w:rPr>
-              <w:t xml:space="preserve">Profesor</w:t>
+              <w:t xml:space="preserve">Tipo de nombramiento</w:t>
             </w:r>
           </w:p>
         </w:tc>
       </w:tr>
       <w:tr>
-        <w:trPr>
-          <w:trHeight w:val="900" w:hRule="atLeast"/>
-        </w:trPr>
-        <w:tc>
-          <w:tcPr>
-            <w:tcW w:w="2000" w:type="dxa"/>
+        <w:trPr/>
+        <w:tc>
+          <w:tcPr>
+            <w:tcW w:w="2000" w:type="dxa"/>
+            <w:vMerge w:val="restart"/>
           </w:tcPr>
           <w:p>
             <w:pPr/>
             <w:r>
               <w:rPr/>
-              <w:t xml:space="preserve">III</w:t>
-            </w:r>
-          </w:p>
-        </w:tc>
-        <w:tc>
-          <w:tcPr>
-            <w:tcW w:w="2000" w:type="dxa"/>
+              <w:t xml:space="preserve">Clint Bogisich Leffler</w:t>
+            </w:r>
+          </w:p>
+        </w:tc>
+        <w:tc>
+          <w:tcPr>
+            <w:tcW w:w="2000" w:type="dxa"/>
+            <w:vMerge w:val="restart"/>
           </w:tcPr>
           <w:p>
             <w:pPr/>
             <w:r>
               <w:rPr/>
-              <w:t xml:space="preserve">45</w:t>
-            </w:r>
-          </w:p>
-        </w:tc>
-        <w:tc>
-          <w:tcPr>
-            <w:tcW w:w="2000" w:type="dxa"/>
+              <w:t xml:space="preserve">4925159321812</w:t>
+            </w:r>
+          </w:p>
+        </w:tc>
+        <w:tc>
+          <w:tcPr>
+            <w:tcW w:w="2000" w:type="dxa"/>
+          </w:tcPr>
+          <w:p/>
+        </w:tc>
+        <w:tc>
+          <w:tcPr>
+            <w:tcW w:w="2000" w:type="dxa"/>
+            <w:vMerge w:val="restart"/>
           </w:tcPr>
           <w:p>
             <w:pPr/>
             <w:r>
               <w:rPr/>
-              <w:t xml:space="preserve">1270</w:t>
+              <w:t xml:space="preserve">1/4 TC (10 hrs)</w:t>
             </w:r>
           </w:p>
         </w:tc>
@@ -209,9 +200,28 @@
             <w:pPr/>
             <w:r>
               <w:rPr/>
-              <w:t xml:space="preserve">Surveyor</w:t>
-            </w:r>
-          </w:p>
+              <w:t xml:space="preserve">
+                Nombre: Computer Repairer
+                <w:br/>
+                Codigo: 3382
+                <w:br/>
+                NRC: 124
+                <w:br/>
+                Grupo: 43868
+                <w:br/>
+                Creditos: 3
+                <w:br/>
+                Contacto: 5
+                <w:br/>
+              </w:t>
+            </w:r>
+          </w:p>
+        </w:tc>
+        <w:tc>
+          <w:tcPr>
+            <w:tcW w:w="2000" w:type="dxa"/>
+          </w:tcPr>
+          <w:p/>
         </w:tc>
         <w:tc>
           <w:tcPr>
@@ -221,9 +231,39 @@
             <w:pPr/>
             <w:r>
               <w:rPr/>
-              <w:t xml:space="preserve">4513</w:t>
-            </w:r>
-          </w:p>
+              <w:t xml:space="preserve">Plaza suplente</w:t>
+            </w:r>
+          </w:p>
+        </w:tc>
+      </w:tr>
+      <w:tr>
+        <w:trPr/>
+        <w:tc>
+          <w:tcPr>
+            <w:tcW w:w="2000" w:type="dxa"/>
+            <w:vMerge w:val="continue"/>
+          </w:tcPr>
+          <w:p/>
+        </w:tc>
+        <w:tc>
+          <w:tcPr>
+            <w:tcW w:w="2000" w:type="dxa"/>
+            <w:vMerge w:val="continue"/>
+          </w:tcPr>
+          <w:p/>
+        </w:tc>
+        <w:tc>
+          <w:tcPr>
+            <w:tcW w:w="2000" w:type="dxa"/>
+          </w:tcPr>
+          <w:p/>
+        </w:tc>
+        <w:tc>
+          <w:tcPr>
+            <w:tcW w:w="2000" w:type="dxa"/>
+            <w:vMerge w:val="continue"/>
+          </w:tcPr>
+          <w:p/>
         </w:tc>
         <w:tc>
           <w:tcPr>
@@ -233,12 +273,20 @@
             <w:pPr/>
             <w:r>
               <w:rPr/>
-              <w:t xml:space="preserve">M:06:30-10:30
-J:09:30-10:30
-M:06:30-10:30
-J:09:30-10:30</w:t>
-            </w:r>
-          </w:p>
+              <w:t xml:space="preserve">
+                Proyecto: Gestion
+                <w:br/>
+                Codigo SIA: 33244
+                <w:br/>
+              </w:t>
+            </w:r>
+          </w:p>
+        </w:tc>
+        <w:tc>
+          <w:tcPr>
+            <w:tcW w:w="2000" w:type="dxa"/>
+          </w:tcPr>
+          <w:p/>
         </w:tc>
         <w:tc>
           <w:tcPr>
@@ -248,22 +296,7 @@
             <w:pPr/>
             <w:r>
               <w:rPr/>
-              <w:t xml:space="preserve">A5
-A6
-A5
-A6</w:t>
-            </w:r>
-          </w:p>
-        </w:tc>
-        <w:tc>
-          <w:tcPr>
-            <w:tcW w:w="2000" w:type="dxa"/>
-          </w:tcPr>
-          <w:p>
-            <w:pPr/>
-            <w:r>
-              <w:rPr/>
-              <w:t xml:space="preserve">O'Hara Deckow Pietro</w:t>
+              <w:t xml:space="preserve">Plazo fijo</w:t>
             </w:r>
           </w:p>
         </w:tc>
@@ -325,19 +358,22 @@
         <w:bottom w:w="80" w:type="dxa"/>
       </w:tblCellMar>
       <w:tblBorders>
-        <w:top w:val="single" w:sz="6" w:color="000000"/>
-        <w:left w:val="single" w:sz="6" w:color="000000"/>
-        <w:right w:val="single" w:sz="6" w:color="000000"/>
-        <w:bottom w:val="single" w:sz="6" w:color="000000"/>
-        <w:insideH w:val="single" w:sz="6" w:color="000000"/>
-        <w:insideV w:val="single" w:sz="6" w:color="000000"/>
+        <w:top w:val="single" w:sz="6" w:color="006699"/>
+        <w:left w:val="single" w:sz="6" w:color="006699"/>
+        <w:right w:val="single" w:sz="6" w:color="006699"/>
+        <w:bottom w:val="single" w:sz="6" w:color="006699"/>
+        <w:insideH w:val="single" w:sz="6" w:color="006699"/>
+        <w:insideV w:val="single" w:sz="6" w:color="006699"/>
       </w:tblBorders>
     </w:tblPr>
     <w:tblStylePr w:type="firstRow">
       <w:tcPr>
         <w:tblBorders>
-          <w:bottom w:val="single" w:sz="18" w:color="000000"/>
+          <w:bottom w:val="single" w:sz="18" w:color="0000FF"/>
         </w:tblBorders>
+        <w:tcPr>
+          <w:shd w:val="clear" w:fill="66BBFF"/>
+        </w:tcPr>
       </w:tcPr>
     </w:tblStylePr>
   </w:style>

--- a/storage/TestWordFile.docx
+++ b/storage/TestWordFile.docx
@@ -2,7 +2,6 @@
 <file path=word/document.xml><?xml version="1.0" encoding="utf-8"?>
 <w:document xmlns:ve="http://schemas.openxmlformats.org/markup-compatibility/2006" xmlns:o="urn:schemas-microsoft-com:office:office" xmlns:r="http://schemas.openxmlformats.org/officeDocument/2006/relationships" xmlns:m="http://schemas.openxmlformats.org/officeDocument/2006/math" xmlns:v="urn:schemas-microsoft-com:vml" xmlns:wp="http://schemas.openxmlformats.org/drawingml/2006/wordprocessingDrawing" xmlns:w10="urn:schemas-microsoft-com:office:word" xmlns:w="http://schemas.openxmlformats.org/wordprocessingml/2006/main" xmlns:wne="http://schemas.microsoft.com/office/word/2006/wordml">
   <w:body>
-    <w:p/>
     <w:p>
       <w:pPr/>
       <w:r>
@@ -12,7 +11,7 @@
           <w:b w:val="1"/>
           <w:bCs w:val="1"/>
         </w:rPr>
-        <w:t xml:space="preserve">Fancy table</w:t>
+        <w:t xml:space="preserve">Carrera:  Engineering Technician</w:t>
       </w:r>
     </w:p>
     <w:tbl>
@@ -30,273 +29,206 @@
       </w:tblPr>
       <w:tr>
         <w:trPr>
+          <w:trHeight w:val="450" w:hRule="atLeast"/>
+        </w:trPr>
+        <w:tc>
+          <w:tcPr>
+            <w:tcW w:w="2000" w:type="dxa"/>
+            <w:vAlign w:val="center"/>
+          </w:tcPr>
+          <w:p>
+            <w:pPr/>
+            <w:r>
+              <w:rPr>
+                <w:b w:val="1"/>
+                <w:bCs w:val="1"/>
+              </w:rPr>
+              <w:t xml:space="preserve">NRC</w:t>
+            </w:r>
+          </w:p>
+        </w:tc>
+        <w:tc>
+          <w:tcPr>
+            <w:tcW w:w="2000" w:type="dxa"/>
+            <w:vAlign w:val="center"/>
+          </w:tcPr>
+          <w:p>
+            <w:pPr/>
+            <w:r>
+              <w:rPr>
+                <w:b w:val="1"/>
+                <w:bCs w:val="1"/>
+              </w:rPr>
+              <w:t xml:space="preserve">Codigo</w:t>
+            </w:r>
+          </w:p>
+        </w:tc>
+        <w:tc>
+          <w:tcPr>
+            <w:tcW w:w="2000" w:type="dxa"/>
+            <w:vAlign w:val="center"/>
+          </w:tcPr>
+          <w:p>
+            <w:pPr/>
+            <w:r>
+              <w:rPr>
+                <w:b w:val="1"/>
+                <w:bCs w:val="1"/>
+              </w:rPr>
+              <w:t xml:space="preserve">Curso</w:t>
+            </w:r>
+          </w:p>
+        </w:tc>
+        <w:tc>
+          <w:tcPr>
+            <w:tcW w:w="2000" w:type="dxa"/>
+            <w:vAlign w:val="center"/>
+          </w:tcPr>
+          <w:p>
+            <w:pPr/>
+            <w:r>
+              <w:rPr>
+                <w:b w:val="1"/>
+                <w:bCs w:val="1"/>
+              </w:rPr>
+              <w:t xml:space="preserve">Grupo</w:t>
+            </w:r>
+          </w:p>
+        </w:tc>
+        <w:tc>
+          <w:tcPr>
+            <w:tcW w:w="2000" w:type="dxa"/>
+            <w:vAlign w:val="center"/>
+          </w:tcPr>
+          <w:p>
+            <w:pPr/>
+            <w:r>
+              <w:rPr>
+                <w:b w:val="1"/>
+                <w:bCs w:val="1"/>
+              </w:rPr>
+              <w:t xml:space="preserve">Horario</w:t>
+            </w:r>
+          </w:p>
+        </w:tc>
+        <w:tc>
+          <w:tcPr>
+            <w:tcW w:w="2000" w:type="dxa"/>
+            <w:vAlign w:val="center"/>
+          </w:tcPr>
+          <w:p>
+            <w:pPr/>
+            <w:r>
+              <w:rPr>
+                <w:b w:val="1"/>
+                <w:bCs w:val="1"/>
+              </w:rPr>
+              <w:t xml:space="preserve">Aula</w:t>
+            </w:r>
+          </w:p>
+        </w:tc>
+        <w:tc>
+          <w:tcPr>
+            <w:tcW w:w="2000" w:type="dxa"/>
+            <w:vAlign w:val="center"/>
+          </w:tcPr>
+          <w:p>
+            <w:pPr/>
+            <w:r>
+              <w:rPr>
+                <w:b w:val="1"/>
+                <w:bCs w:val="1"/>
+              </w:rPr>
+              <w:t xml:space="preserve">Profesor</w:t>
+            </w:r>
+          </w:p>
+        </w:tc>
+      </w:tr>
+      <w:tr>
+        <w:trPr>
           <w:trHeight w:val="900" w:hRule="atLeast"/>
         </w:trPr>
         <w:tc>
           <w:tcPr>
             <w:tcW w:w="2000" w:type="dxa"/>
-            <w:vAlign w:val="center"/>
-          </w:tcPr>
-          <w:p>
-            <w:pPr/>
-            <w:r>
-              <w:rPr>
-                <w:b w:val="1"/>
-                <w:bCs w:val="1"/>
-              </w:rPr>
-              <w:t xml:space="preserve">Nombre Completo</w:t>
-            </w:r>
-          </w:p>
-        </w:tc>
-        <w:tc>
-          <w:tcPr>
-            <w:tcW w:w="2000" w:type="dxa"/>
-            <w:vAlign w:val="center"/>
-          </w:tcPr>
-          <w:p>
-            <w:pPr/>
-            <w:r>
-              <w:rPr>
-                <w:b w:val="1"/>
-                <w:bCs w:val="1"/>
-              </w:rPr>
-              <w:t xml:space="preserve">Cedula</w:t>
-            </w:r>
-          </w:p>
-        </w:tc>
-        <w:tc>
-          <w:tcPr>
-            <w:tcW w:w="2000" w:type="dxa"/>
-            <w:vAlign w:val="center"/>
-          </w:tcPr>
-          <w:p>
-            <w:pPr/>
-            <w:r>
-              <w:rPr>
-                <w:b w:val="1"/>
-                <w:bCs w:val="1"/>
-              </w:rPr>
-              <w:t xml:space="preserve">Vigencia de nombramiento</w:t>
-            </w:r>
-          </w:p>
-        </w:tc>
-        <w:tc>
-          <w:tcPr>
-            <w:tcW w:w="2000" w:type="dxa"/>
-            <w:vAlign w:val="center"/>
-          </w:tcPr>
-          <w:p>
-            <w:pPr/>
-            <w:r>
-              <w:rPr>
-                <w:b w:val="1"/>
-                <w:bCs w:val="1"/>
-              </w:rPr>
-              <w:t xml:space="preserve">Jornada de contratacion</w:t>
-            </w:r>
-          </w:p>
-        </w:tc>
-        <w:tc>
-          <w:tcPr>
-            <w:tcW w:w="2000" w:type="dxa"/>
-            <w:vAlign w:val="center"/>
-          </w:tcPr>
-          <w:p>
-            <w:pPr/>
-            <w:r>
-              <w:rPr>
-                <w:b w:val="1"/>
-                <w:bCs w:val="1"/>
-              </w:rPr>
-              <w:t xml:space="preserve">Informacion curso/proyecto</w:t>
-            </w:r>
-          </w:p>
-        </w:tc>
-        <w:tc>
-          <w:tcPr>
-            <w:tcW w:w="2000" w:type="dxa"/>
-            <w:vAlign w:val="center"/>
-          </w:tcPr>
-          <w:p>
-            <w:pPr/>
-            <w:r>
-              <w:rPr>
-                <w:b w:val="1"/>
-                <w:bCs w:val="1"/>
-              </w:rPr>
-              <w:t xml:space="preserve">Plaza y codigo presupuestario</w:t>
-            </w:r>
-          </w:p>
-        </w:tc>
-        <w:tc>
-          <w:tcPr>
-            <w:tcW w:w="2000" w:type="dxa"/>
-            <w:vAlign w:val="center"/>
-          </w:tcPr>
-          <w:p>
-            <w:pPr/>
-            <w:r>
-              <w:rPr>
-                <w:b w:val="1"/>
-                <w:bCs w:val="1"/>
-              </w:rPr>
-              <w:t xml:space="preserve">Tipo de nombramiento</w:t>
-            </w:r>
-          </w:p>
-        </w:tc>
-      </w:tr>
-      <w:tr>
-        <w:trPr/>
-        <w:tc>
-          <w:tcPr>
-            <w:tcW w:w="2000" w:type="dxa"/>
-            <w:vMerge w:val="restart"/>
-          </w:tcPr>
-          <w:p>
-            <w:pPr/>
-            <w:r>
-              <w:rPr/>
-              <w:t xml:space="preserve">Clint Bogisich Leffler</w:t>
-            </w:r>
-          </w:p>
-        </w:tc>
-        <w:tc>
-          <w:tcPr>
-            <w:tcW w:w="2000" w:type="dxa"/>
-            <w:vMerge w:val="restart"/>
-          </w:tcPr>
-          <w:p>
-            <w:pPr/>
-            <w:r>
-              <w:rPr/>
-              <w:t xml:space="preserve">4925159321812</w:t>
-            </w:r>
-          </w:p>
-        </w:tc>
-        <w:tc>
-          <w:tcPr>
-            <w:tcW w:w="2000" w:type="dxa"/>
-          </w:tcPr>
-          <w:p/>
-        </w:tc>
-        <w:tc>
-          <w:tcPr>
-            <w:tcW w:w="2000" w:type="dxa"/>
-            <w:vMerge w:val="restart"/>
-          </w:tcPr>
-          <w:p>
-            <w:pPr/>
-            <w:r>
-              <w:rPr/>
-              <w:t xml:space="preserve">1/4 TC (10 hrs)</w:t>
-            </w:r>
-          </w:p>
-        </w:tc>
-        <w:tc>
-          <w:tcPr>
-            <w:tcW w:w="2000" w:type="dxa"/>
-          </w:tcPr>
-          <w:p>
-            <w:pPr/>
-            <w:r>
-              <w:rPr/>
-              <w:t xml:space="preserve">
-                Nombre: Computer Repairer
-                <w:br/>
-                Codigo: 3382
-                <w:br/>
-                NRC: 124
-                <w:br/>
-                Grupo: 43868
-                <w:br/>
-                Creditos: 3
-                <w:br/>
-                Contacto: 5
-                <w:br/>
-              </w:t>
-            </w:r>
-          </w:p>
-        </w:tc>
-        <w:tc>
-          <w:tcPr>
-            <w:tcW w:w="2000" w:type="dxa"/>
-          </w:tcPr>
-          <w:p/>
-        </w:tc>
-        <w:tc>
-          <w:tcPr>
-            <w:tcW w:w="2000" w:type="dxa"/>
-          </w:tcPr>
-          <w:p>
-            <w:pPr/>
-            <w:r>
-              <w:rPr/>
-              <w:t xml:space="preserve">Plaza suplente</w:t>
-            </w:r>
-          </w:p>
-        </w:tc>
-      </w:tr>
-      <w:tr>
-        <w:trPr/>
-        <w:tc>
-          <w:tcPr>
-            <w:tcW w:w="2000" w:type="dxa"/>
-            <w:vMerge w:val="continue"/>
-          </w:tcPr>
-          <w:p/>
-        </w:tc>
-        <w:tc>
-          <w:tcPr>
-            <w:tcW w:w="2000" w:type="dxa"/>
-            <w:vMerge w:val="continue"/>
-          </w:tcPr>
-          <w:p/>
-        </w:tc>
-        <w:tc>
-          <w:tcPr>
-            <w:tcW w:w="2000" w:type="dxa"/>
-          </w:tcPr>
-          <w:p/>
-        </w:tc>
-        <w:tc>
-          <w:tcPr>
-            <w:tcW w:w="2000" w:type="dxa"/>
-            <w:vMerge w:val="continue"/>
-          </w:tcPr>
-          <w:p/>
-        </w:tc>
-        <w:tc>
-          <w:tcPr>
-            <w:tcW w:w="2000" w:type="dxa"/>
-          </w:tcPr>
-          <w:p>
-            <w:pPr/>
-            <w:r>
-              <w:rPr/>
-              <w:t xml:space="preserve">
-                Proyecto: Gestion
-                <w:br/>
-                Codigo SIA: 33244
-                <w:br/>
-              </w:t>
-            </w:r>
-          </w:p>
-        </w:tc>
-        <w:tc>
-          <w:tcPr>
-            <w:tcW w:w="2000" w:type="dxa"/>
-          </w:tcPr>
-          <w:p/>
-        </w:tc>
-        <w:tc>
-          <w:tcPr>
-            <w:tcW w:w="2000" w:type="dxa"/>
-          </w:tcPr>
-          <w:p>
-            <w:pPr/>
-            <w:r>
-              <w:rPr/>
-              <w:t xml:space="preserve">Plazo fijo</w:t>
+          </w:tcPr>
+          <w:p>
+            <w:pPr/>
+            <w:r>
+              <w:rPr/>
+              <w:t xml:space="preserve">444</w:t>
+            </w:r>
+          </w:p>
+        </w:tc>
+        <w:tc>
+          <w:tcPr>
+            <w:tcW w:w="2000" w:type="dxa"/>
+          </w:tcPr>
+          <w:p>
+            <w:pPr/>
+            <w:r>
+              <w:rPr/>
+              <w:t xml:space="preserve">EIF</w:t>
+            </w:r>
+          </w:p>
+        </w:tc>
+        <w:tc>
+          <w:tcPr>
+            <w:tcW w:w="2000" w:type="dxa"/>
+          </w:tcPr>
+          <w:p>
+            <w:pPr/>
+            <w:r>
+              <w:rPr/>
+              <w:t xml:space="preserve">Operativos</w:t>
+            </w:r>
+          </w:p>
+        </w:tc>
+        <w:tc>
+          <w:tcPr>
+            <w:tcW w:w="2000" w:type="dxa"/>
+          </w:tcPr>
+          <w:p>
+            <w:pPr/>
+            <w:r>
+              <w:rPr/>
+              <w:t xml:space="preserve">86</w:t>
+            </w:r>
+          </w:p>
+        </w:tc>
+        <w:tc>
+          <w:tcPr>
+            <w:tcW w:w="2000" w:type="dxa"/>
+          </w:tcPr>
+          <w:p>
+            <w:pPr/>
+            <w:r>
+              <w:rPr/>
+              <w:t xml:space="preserve">S:08:00-11:00</w:t>
+            </w:r>
+          </w:p>
+        </w:tc>
+        <w:tc>
+          <w:tcPr>
+            <w:tcW w:w="2000" w:type="dxa"/>
+          </w:tcPr>
+          <w:p>
+            <w:pPr/>
+            <w:r>
+              <w:rPr/>
+              <w:t xml:space="preserve">A5</w:t>
+            </w:r>
+          </w:p>
+        </w:tc>
+        <w:tc>
+          <w:tcPr>
+            <w:tcW w:w="2000" w:type="dxa"/>
+          </w:tcPr>
+          <w:p>
+            <w:pPr/>
+            <w:r>
+              <w:rPr/>
+              <w:t xml:space="preserve">Okuneva Schumm Lenny</w:t>
             </w:r>
           </w:p>
         </w:tc>
@@ -358,22 +290,19 @@
         <w:bottom w:w="80" w:type="dxa"/>
       </w:tblCellMar>
       <w:tblBorders>
-        <w:top w:val="single" w:sz="6" w:color="006699"/>
-        <w:left w:val="single" w:sz="6" w:color="006699"/>
-        <w:right w:val="single" w:sz="6" w:color="006699"/>
-        <w:bottom w:val="single" w:sz="6" w:color="006699"/>
-        <w:insideH w:val="single" w:sz="6" w:color="006699"/>
-        <w:insideV w:val="single" w:sz="6" w:color="006699"/>
+        <w:top w:val="single" w:sz="6" w:color="000000"/>
+        <w:left w:val="single" w:sz="6" w:color="000000"/>
+        <w:right w:val="single" w:sz="6" w:color="000000"/>
+        <w:bottom w:val="single" w:sz="6" w:color="000000"/>
+        <w:insideH w:val="single" w:sz="6" w:color="000000"/>
+        <w:insideV w:val="single" w:sz="6" w:color="000000"/>
       </w:tblBorders>
     </w:tblPr>
     <w:tblStylePr w:type="firstRow">
       <w:tcPr>
         <w:tblBorders>
-          <w:bottom w:val="single" w:sz="18" w:color="0000FF"/>
+          <w:bottom w:val="single" w:sz="18" w:color="000000"/>
         </w:tblBorders>
-        <w:tcPr>
-          <w:shd w:val="clear" w:fill="66BBFF"/>
-        </w:tcPr>
       </w:tcPr>
     </w:tblStylePr>
   </w:style>
